--- a/docs/plugin-guides/CopiMineEndEvent_Command_Reference.docx
+++ b/docs/plugin-guides/CopiMineEndEvent_Command_Reference.docx
@@ -2212,7 +2212,7 @@
                 <w:rFonts w:ascii="Calibri" w:hAnsi="Calibri"/>
                 <w:sz w:val="19"/>
               </w:rPr>
-              <w:t>Сохраняет вторую точку, проверяет один world и bounded volume, снова рисует preview.</w:t>
+              <w:t>Сохраняет вторую точку, проверяет один world и bounded volume, затем подсвечивает каждый заполненный блок, который staged opening удалит.</w:t>
             </w:r>
           </w:p>
         </w:tc>
